--- a/drafts/pp-2026-0019.docx
+++ b/drafts/pp-2026-0019.docx
@@ -2,6 +2,33 @@
 <file path=word/document.xml><?xml version="1.0" encoding="utf-8"?>
 <w:document xmlns:mc="http://schemas.openxmlformats.org/markup-compatibility/2006" xmlns:o="urn:schemas-microsoft-com:office:office" xmlns:r="http://schemas.openxmlformats.org/officeDocument/2006/relationships" xmlns:m="http://schemas.openxmlformats.org/officeDocument/2006/math" xmlns:v="urn:schemas-microsoft-com:vml" xmlns:wp="http://schemas.openxmlformats.org/drawingml/2006/wordprocessingDrawing" xmlns:w10="urn:schemas-microsoft-com:office:word" xmlns:w="http://schemas.openxmlformats.org/wordprocessingml/2006/main" xmlns:wne="http://schemas.microsoft.com/office/word/2006/wordml" xmlns:sl="http://schemas.openxmlformats.org/schemaLibrary/2006/main" xmlns:a="http://schemas.openxmlformats.org/drawingml/2006/main" xmlns:pic="http://schemas.openxmlformats.org/drawingml/2006/picture" xmlns:c="http://schemas.openxmlformats.org/drawingml/2006/chart" xmlns:lc="http://schemas.openxmlformats.org/drawingml/2006/lockedCanvas" xmlns:dgm="http://schemas.openxmlformats.org/drawingml/2006/diagram" xmlns:wps="http://schemas.microsoft.com/office/word/2010/wordprocessingShape" xmlns:wpg="http://schemas.microsoft.com/office/word/2010/wordprocessingGroup" xmlns:w14="http://schemas.microsoft.com/office/word/2010/wordml" xmlns:w15="http://schemas.microsoft.com/office/word/2012/wordml" xmlns:w16="http://schemas.microsoft.com/office/word/2018/wordml" xmlns:w16cex="http://schemas.microsoft.com/office/word/2018/wordml/cex" xmlns:w16cid="http://schemas.microsoft.com/office/word/2016/wordml/cid" xmlns="http://schemas.microsoft.com/office/tasks/2019/documenttasks" xmlns:cr="http://schemas.microsoft.com/office/comments/2020/reactions">
   <w:body>
+    <w:p>
+      <w:pPr>
+        <w:jc w:val="left"/>
+      </w:pPr>
+      <w:r>
+        <w:rPr>
+          <w:b/>
+          <w:color w:val="B23B3B"/>
+          <w:sz w:val="22"/>
+        </w:rPr>
+        <w:t>CONFIDENTIAL — ULAP INTERNAL WORKING DRAFT</w:t>
+      </w:r>
+    </w:p>
+    <w:p>
+      <w:pPr>
+        <w:jc w:val="left"/>
+      </w:pPr>
+      <w:r>
+        <w:rPr>
+          <w:i/>
+          <w:color w:val="5A6473"/>
+          <w:sz w:val="18"/>
+        </w:rPr>
+        <w:t>This is an internal working draft of the Union of Local Authorities of the Philippines (ULAP) National Executive Board. It must not be circulated, published, or forwarded outside ULAP without prior approval of the ULAP National Executive Board.</w:t>
+      </w:r>
+    </w:p>
+    <w:p/>
     <w:p>
       <w:pPr>
         <w:spacing w:before="0" w:after="0" w:line="1980" w:lineRule="exact"/>
@@ -424,7 +451,16 @@
   <w:p>
     <w:pPr>
       <w:pStyle w:val="Footer"/>
-    </w:pPr>
+      <w:jc w:val="center"/>
+    </w:pPr>
+    <w:r/>
+    <w:r>
+      <w:rPr>
+        <w:color w:val="8A93A3"/>
+        <w:sz w:val="16"/>
+      </w:rPr>
+      <w:t>ULAP Internal Document — Not for circulation without NEB Board approval</w:t>
+    </w:r>
   </w:p>
 </w:ftr>
 </file>
